--- a/submission/COMAVI_v7.15_SI/S1_Text.docx
+++ b/submission/COMAVI_v7.15_SI/S1_Text.docx
@@ -141,7 +141,7 @@
     </w:p>
     <w:p>
       <w:r>
-        <w:t>The evidence ledger contains 98 committed energetic-axis expectations. E1-E3 expectations are supported by energetic, functional, or qualitative experiments. E4 denotes population-supported neutral expectations. E5 denotes an inferred axis state used when the literature supported a mechanistic or retained-function interpretation but no axis-specific assay was available; inference was not assigned from missing data alone. E4 and E5 commitments are heavily enriched for neutral expectations: all 9 E4 axes and all 18 E5 axes are neutral. Complex-context stability is the least independently grounded axis: 14 of its 25 committed axes rest on inferred rather than direct or coupled evidence, and 11 are E5 inferred axis states.</w:t>
+        <w:t>The evidence ledger contains 99 committed energetic-axis expectations. E1-E3 expectations are supported by energetic, functional, or qualitative experiments. E4 denotes population-supported neutral expectations. E5 denotes an inferred axis state used when the literature supported a mechanistic or retained-function interpretation but no axis-specific assay was available; inference was not assigned from missing data alone. E4 and E5 commitments are heavily enriched for neutral expectations: all 9 E4 axes and all 18 E5 axes are neutral. Complex-context stability is the least independently grounded axis: 14 of its 25 committed axes rest on inferred rather than direct or coupled evidence, and 11 are E5 inferred axis states.</w:t>
       </w:r>
     </w:p>
     <w:p>

--- a/submission/COMAVI_v7.15_SI/S1_Text.docx
+++ b/submission/COMAVI_v7.15_SI/S1_Text.docx
@@ -151,7 +151,7 @@
     </w:p>
     <w:p>
       <w:r>
-        <w:t>Strict variant-level sensitivity analyses used all-axis definitions. Requiring every committed axis to have E1-E3 support left n = 26, 13 structural and 13 no-lesion (tier sensitivity 1.000, 95% CI 0.753-1.000; specificity 0.615, 0.316-0.861). Requiring every committed axis to be direct or coupled left the same 26 variants and returned the same values. Complete recovery here rests on 13 positives, so the interval is wide; it is reported because the restriction is a sensitivity view of the full-tier screen, which recovers all 17 positives on the whole subset.</w:t>
+        <w:t>Strict variant-level sensitivity analyses used all-axis definitions. Requiring every committed axis to have E1-E3 support left n = 26, 16 structural and 10 no-lesion (tier sensitivity 0.812, 95% CI 0.544-0.960; specificity 0.600, 0.262-0.878). Requiring every committed axis to be direct or coupled left the same 26 variants and returned the same values. Complete recovery here rests on 13 positives, so the interval is wide; it is reported because the restriction is a sensitivity view of the full-tier screen, which recovers all 17 positives on the whole subset.</w:t>
       </w:r>
     </w:p>
     <w:sectPr>

--- a/submission/COMAVI_v7.15_SI/S1_Text.docx
+++ b/submission/COMAVI_v7.15_SI/S1_Text.docx
@@ -128,7 +128,7 @@
     </w:p>
     <w:p>
       <w:r>
-        <w:t>Structural-context tier implementation. The raw score is Grantham substitution severity [53] multiplied by the sum of monomer contacts and the maximum confidence-passing inter-chain contact count, plus an interface bonus (1.5 for one partner; 2.0 for at least two) and a burial bonus (1.0 for partial burial; 2.0 for a buried core position). The result is multiplied by 1.0 for pLDDT at least 70, 0.7 for pLDDT 50-70, and 0.4 below 50; experimental structures bypass this attenuation. Fixed cutoffs assign Tier 1 at s at least 5.0, Tier 2 at 3.0 to less than 5.0, Tier 3 at 1.5 to less than 3.0, and Tier 4 below 1.5.</w:t>
+        <w:t>Structural-context tier implementation. The raw score is Grantham substitution severity [77] multiplied by the sum of monomer contacts and the maximum confidence-passing inter-chain contact count, plus an interface bonus (1.5 for one partner; 2.0 for at least two) and a burial bonus (1.0 for partial burial; 2.0 for a buried core position). The result is multiplied by 1.0 for pLDDT at least 70, 0.7 for pLDDT 50-70, and 0.4 below 50; experimental structures bypass this attenuation. Fixed cutoffs assign Tier 1 at s at least 5.0, Tier 2 at 3.0 to less than 5.0, Tier 3 at 1.5 to less than 3.0, and Tier 4 below 1.5.</w:t>
       </w:r>
     </w:p>
     <w:p>

--- a/submission/COMAVI_v7.15_SI/S1_Text.docx
+++ b/submission/COMAVI_v7.15_SI/S1_Text.docx
@@ -151,7 +151,7 @@
     </w:p>
     <w:p>
       <w:r>
-        <w:t>Strict variant-level sensitivity analyses used all-axis definitions. Requiring every committed axis to have E1-E3 support left n = 26, 16 structural and 10 no-lesion (tier sensitivity 0.812, 95% CI 0.544-0.960; specificity 0.600, 0.262-0.878). Requiring every committed axis to be direct or coupled left the same 26 variants and returned the same values. Complete recovery here rests on 13 positives, so the interval is wide; it is reported because the restriction is a sensitivity view of the full-tier screen, which recovers all 17 positives on the whole subset.</w:t>
+        <w:t>Strict variant-level sensitivity analyses used all-axis definitions. Requiring every committed axis to have E1-E3 support left n = 26, 16 structural and 10 no-lesion (tier sensitivity 0.812, 95% CI 0.544-0.960; specificity 0.600, 0.262-0.878). Requiring every committed axis to be direct or coupled left the same 26 variants and returned the same values. Recovery here rests on 16 positives, of which 13 are recovered, so the interval is wide; it is reported because the restriction is a sensitivity view of the full-tier screen, which recovers 17 of the 21 positives on the whole subset (sensitivity 0.810).</w:t>
       </w:r>
     </w:p>
     <w:sectPr>
